--- a/Linux/Process/Process.docx
+++ b/Linux/Process/Process.docx
@@ -1238,6 +1238,9 @@
     </w:p>
     <w:p>
       <w:r>
+        <w:rPr>
+          <w:noProof/>
+        </w:rPr>
         <w:drawing>
           <wp:inline distT="0" distB="0" distL="0" distR="0" wp14:anchorId="0324F1AA" wp14:editId="493D7BA0">
             <wp:extent cx="5943600" cy="1604645"/>
@@ -1328,8 +1331,6 @@
       <w:r>
         <w:t xml:space="preserve"> theo cách thu hồi tiến trình con) sẽ tạm thời trở thành zombie cho đến khi được thu hồi.</w:t>
       </w:r>
-      <w:bookmarkStart w:id="0" w:name="_GoBack"/>
-      <w:bookmarkEnd w:id="0"/>
     </w:p>
     <w:p>
       <w:pPr>
@@ -4265,11 +4266,19 @@
       <w:r>
         <w:t xml:space="preserve">System call </w:t>
       </w:r>
-      <w:r>
-        <w:rPr>
-          <w:rStyle w:val="HTMLCode"/>
-        </w:rPr>
-        <w:t>fork()</w:t>
+      <w:proofErr w:type="gramStart"/>
+      <w:r>
+        <w:rPr>
+          <w:rStyle w:val="HTMLCode"/>
+        </w:rPr>
+        <w:t>fork(</w:t>
+      </w:r>
+      <w:proofErr w:type="gramEnd"/>
+      <w:r>
+        <w:rPr>
+          <w:rStyle w:val="HTMLCode"/>
+        </w:rPr>
+        <w:t>)</w:t>
       </w:r>
       <w:r>
         <w:t xml:space="preserve"> cho phép một tiến trình (gọi là </w:t>
@@ -4290,7 +4299,13 @@
         <w:t>tiến trình con - child</w:t>
       </w:r>
       <w:r>
-        <w:t xml:space="preserve">) là bản sao của tiến trình cha </w:t>
+        <w:t>) là bản sao của tiến trình cha</w:t>
+      </w:r>
+      <w:r>
+        <w:t>.</w:t>
+      </w:r>
+      <w:r>
+        <w:t xml:space="preserve"> </w:t>
       </w:r>
       <w:r>
         <w:t>Tiến trình con nhận được bản sao của:</w:t>
@@ -18314,6 +18329,7 @@
       <w:r>
         <w:t xml:space="preserve">, </w:t>
       </w:r>
+      <w:bookmarkStart w:id="0" w:name="_GoBack"/>
       <w:r>
         <w:rPr>
           <w:rStyle w:val="Strong"/>
@@ -18323,6 +18339,7 @@
       <w:r>
         <w:t>.</w:t>
       </w:r>
+      <w:bookmarkEnd w:id="0"/>
     </w:p>
     <w:p>
       <w:pPr>
